--- a/Knowledge/3-Work knowledge/1-Software Engineering/2-General Technologies/9-Databases/5-My Source/1-Intro to Databases/1-Data Models/3-Types of Data Models/2-Hierarchical Model.docx
+++ b/Knowledge/3-Work knowledge/1-Software Engineering/2-General Technologies/9-Databases/5-My Source/1-Intro to Databases/1-Data Models/3-Types of Data Models/2-Hierarchical Model.docx
@@ -31,6 +31,7 @@
       </w:pPr>
       <w:r>
         <w:rPr>
+          <w:rFonts w:ascii="Arial" w:hAnsi="Arial" w:eastAsia="Arial"/>
           <w:b/>
           <w:color w:val="000000"/>
           <w:sz w:val="18"/>
@@ -40,6 +41,7 @@
       </w:r>
       <w:r>
         <w:rPr>
+          <w:rFonts w:ascii="Arial" w:hAnsi="Arial" w:eastAsia="Arial"/>
           <w:color w:val="000000"/>
           <w:sz w:val="18"/>
           <w:highlight w:val="lightGray"/>
@@ -48,6 +50,7 @@
       </w:r>
       <w:r>
         <w:rPr>
+          <w:rFonts w:ascii="Arial" w:hAnsi="Arial" w:eastAsia="Arial"/>
           <w:b/>
           <w:color w:val="000000"/>
           <w:sz w:val="18"/>
@@ -57,6 +60,7 @@
       </w:r>
       <w:r>
         <w:rPr>
+          <w:rFonts w:ascii="Arial" w:hAnsi="Arial" w:eastAsia="Arial"/>
           <w:color w:val="000000"/>
           <w:sz w:val="18"/>
           <w:highlight w:val="lightGray"/>
@@ -65,6 +69,7 @@
       </w:r>
       <w:r>
         <w:rPr>
+          <w:rFonts w:ascii="Arial" w:hAnsi="Arial" w:eastAsia="Arial"/>
           <w:b/>
           <w:color w:val="000000"/>
           <w:sz w:val="18"/>
@@ -74,6 +79,7 @@
       </w:r>
       <w:r>
         <w:rPr>
+          <w:rFonts w:ascii="Arial" w:hAnsi="Arial" w:eastAsia="Arial"/>
           <w:color w:val="000000"/>
           <w:sz w:val="18"/>
           <w:highlight w:val="lightGray"/>
@@ -296,6 +302,7 @@
       </w:pPr>
       <w:r>
         <w:rPr>
+          <w:rFonts w:ascii="Arial" w:hAnsi="Arial" w:eastAsia="Arial"/>
           <w:b/>
           <w:color w:val="000000"/>
           <w:sz w:val="18"/>
@@ -305,6 +312,7 @@
       </w:r>
       <w:r>
         <w:rPr>
+          <w:rFonts w:ascii="Arial" w:hAnsi="Arial" w:eastAsia="Arial"/>
           <w:color w:val="000000"/>
           <w:sz w:val="18"/>
           <w:highlight w:val="lightGray"/>
@@ -313,6 +321,7 @@
       </w:r>
       <w:r>
         <w:rPr>
+          <w:rFonts w:ascii="Arial" w:hAnsi="Arial" w:eastAsia="Arial"/>
           <w:b/>
           <w:color w:val="000000"/>
           <w:sz w:val="18"/>
@@ -322,6 +331,7 @@
       </w:r>
       <w:r>
         <w:rPr>
+          <w:rFonts w:ascii="Arial" w:hAnsi="Arial" w:eastAsia="Arial"/>
           <w:color w:val="000000"/>
           <w:sz w:val="18"/>
           <w:highlight w:val="lightGray"/>
@@ -330,6 +340,7 @@
       </w:r>
       <w:r>
         <w:rPr>
+          <w:rFonts w:ascii="Arial" w:hAnsi="Arial" w:eastAsia="Arial"/>
           <w:b/>
           <w:color w:val="000000"/>
           <w:sz w:val="18"/>
@@ -339,6 +350,7 @@
       </w:r>
       <w:r>
         <w:rPr>
+          <w:rFonts w:ascii="Arial" w:hAnsi="Arial" w:eastAsia="Arial"/>
           <w:color w:val="000000"/>
           <w:sz w:val="18"/>
           <w:highlight w:val="lightGray"/>
@@ -572,6 +584,7 @@
       </w:pPr>
       <w:r>
         <w:rPr>
+          <w:rFonts w:ascii="Arial" w:hAnsi="Arial" w:eastAsia="Arial"/>
           <w:b/>
           <w:color w:val="000000"/>
           <w:sz w:val="18"/>
@@ -581,6 +594,7 @@
       </w:r>
       <w:r>
         <w:rPr>
+          <w:rFonts w:ascii="Arial" w:hAnsi="Arial" w:eastAsia="Arial"/>
           <w:color w:val="000000"/>
           <w:sz w:val="18"/>
           <w:highlight w:val="lightGray"/>
@@ -589,6 +603,7 @@
       </w:r>
       <w:r>
         <w:rPr>
+          <w:rFonts w:ascii="Arial" w:hAnsi="Arial" w:eastAsia="Arial"/>
           <w:b/>
           <w:color w:val="000000"/>
           <w:sz w:val="18"/>
@@ -598,6 +613,7 @@
       </w:r>
       <w:r>
         <w:rPr>
+          <w:rFonts w:ascii="Arial" w:hAnsi="Arial" w:eastAsia="Arial"/>
           <w:color w:val="000000"/>
           <w:sz w:val="18"/>
           <w:highlight w:val="lightGray"/>
@@ -606,6 +622,7 @@
       </w:r>
       <w:r>
         <w:rPr>
+          <w:rFonts w:ascii="Arial" w:hAnsi="Arial" w:eastAsia="Arial"/>
           <w:b/>
           <w:color w:val="000000"/>
           <w:sz w:val="18"/>
@@ -615,6 +632,7 @@
       </w:r>
       <w:r>
         <w:rPr>
+          <w:rFonts w:ascii="Arial" w:hAnsi="Arial" w:eastAsia="Arial"/>
           <w:color w:val="000000"/>
           <w:sz w:val="18"/>
           <w:highlight w:val="lightGray"/>
@@ -1076,6 +1094,7 @@
       </w:pPr>
       <w:r>
         <w:rPr>
+          <w:rFonts w:ascii="Arial" w:hAnsi="Arial" w:eastAsia="Arial"/>
           <w:b/>
           <w:color w:val="000000"/>
           <w:sz w:val="18"/>
@@ -1085,6 +1104,7 @@
       </w:r>
       <w:r>
         <w:rPr>
+          <w:rFonts w:ascii="Arial" w:hAnsi="Arial" w:eastAsia="Arial"/>
           <w:color w:val="000000"/>
           <w:sz w:val="18"/>
           <w:highlight w:val="lightGray"/>
@@ -1093,6 +1113,7 @@
       </w:r>
       <w:r>
         <w:rPr>
+          <w:rFonts w:ascii="Arial" w:hAnsi="Arial" w:eastAsia="Arial"/>
           <w:b/>
           <w:color w:val="000000"/>
           <w:sz w:val="18"/>
@@ -1102,6 +1123,7 @@
       </w:r>
       <w:r>
         <w:rPr>
+          <w:rFonts w:ascii="Arial" w:hAnsi="Arial" w:eastAsia="Arial"/>
           <w:color w:val="000000"/>
           <w:sz w:val="18"/>
           <w:highlight w:val="lightGray"/>
@@ -1110,6 +1132,7 @@
       </w:r>
       <w:r>
         <w:rPr>
+          <w:rFonts w:ascii="Arial" w:hAnsi="Arial" w:eastAsia="Arial"/>
           <w:b/>
           <w:color w:val="000000"/>
           <w:sz w:val="18"/>
@@ -1119,6 +1142,7 @@
       </w:r>
       <w:r>
         <w:rPr>
+          <w:rFonts w:ascii="Arial" w:hAnsi="Arial" w:eastAsia="Arial"/>
           <w:color w:val="000000"/>
           <w:sz w:val="18"/>
           <w:highlight w:val="lightGray"/>
@@ -1386,6 +1410,7 @@
       </w:pPr>
       <w:r>
         <w:rPr>
+          <w:rFonts w:ascii="Arial" w:hAnsi="Arial" w:eastAsia="Arial"/>
           <w:b/>
           <w:color w:val="000000"/>
           <w:sz w:val="18"/>
@@ -1395,6 +1420,7 @@
       </w:r>
       <w:r>
         <w:rPr>
+          <w:rFonts w:ascii="Arial" w:hAnsi="Arial" w:eastAsia="Arial"/>
           <w:color w:val="000000"/>
           <w:sz w:val="18"/>
           <w:highlight w:val="lightGray"/>
@@ -1403,6 +1429,7 @@
       </w:r>
       <w:r>
         <w:rPr>
+          <w:rFonts w:ascii="Arial" w:hAnsi="Arial" w:eastAsia="Arial"/>
           <w:b/>
           <w:color w:val="000000"/>
           <w:sz w:val="18"/>
@@ -1412,6 +1439,7 @@
       </w:r>
       <w:r>
         <w:rPr>
+          <w:rFonts w:ascii="Arial" w:hAnsi="Arial" w:eastAsia="Arial"/>
           <w:color w:val="000000"/>
           <w:sz w:val="18"/>
           <w:highlight w:val="lightGray"/>
@@ -1420,6 +1448,7 @@
       </w:r>
       <w:r>
         <w:rPr>
+          <w:rFonts w:ascii="Arial" w:hAnsi="Arial" w:eastAsia="Arial"/>
           <w:b/>
           <w:color w:val="000000"/>
           <w:sz w:val="18"/>
@@ -1429,6 +1458,7 @@
       </w:r>
       <w:r>
         <w:rPr>
+          <w:rFonts w:ascii="Arial" w:hAnsi="Arial" w:eastAsia="Arial"/>
           <w:color w:val="000000"/>
           <w:sz w:val="18"/>
           <w:highlight w:val="lightGray"/>
@@ -1818,6 +1848,7 @@
       </w:pPr>
       <w:r>
         <w:rPr>
+          <w:rFonts w:ascii="Arial" w:hAnsi="Arial" w:eastAsia="Arial"/>
           <w:b/>
           <w:color w:val="000000"/>
           <w:sz w:val="18"/>
@@ -1827,6 +1858,7 @@
       </w:r>
       <w:r>
         <w:rPr>
+          <w:rFonts w:ascii="Arial" w:hAnsi="Arial" w:eastAsia="Arial"/>
           <w:color w:val="000000"/>
           <w:sz w:val="18"/>
           <w:highlight w:val="lightGray"/>
@@ -1835,6 +1867,7 @@
       </w:r>
       <w:r>
         <w:rPr>
+          <w:rFonts w:ascii="Arial" w:hAnsi="Arial" w:eastAsia="Arial"/>
           <w:b/>
           <w:color w:val="000000"/>
           <w:sz w:val="18"/>
@@ -1844,6 +1877,7 @@
       </w:r>
       <w:r>
         <w:rPr>
+          <w:rFonts w:ascii="Arial" w:hAnsi="Arial" w:eastAsia="Arial"/>
           <w:color w:val="000000"/>
           <w:sz w:val="18"/>
           <w:highlight w:val="lightGray"/>
@@ -1852,6 +1886,7 @@
       </w:r>
       <w:r>
         <w:rPr>
+          <w:rFonts w:ascii="Arial" w:hAnsi="Arial" w:eastAsia="Arial"/>
           <w:b/>
           <w:color w:val="000000"/>
           <w:sz w:val="18"/>
@@ -1861,6 +1896,7 @@
       </w:r>
       <w:r>
         <w:rPr>
+          <w:rFonts w:ascii="Arial" w:hAnsi="Arial" w:eastAsia="Arial"/>
           <w:color w:val="000000"/>
           <w:sz w:val="18"/>
           <w:highlight w:val="lightGray"/>
@@ -1990,6 +2026,7 @@
       </w:pPr>
       <w:r>
         <w:rPr>
+          <w:rFonts w:ascii="Arial" w:hAnsi="Arial" w:eastAsia="Arial"/>
           <w:b/>
           <w:color w:val="000000"/>
           <w:sz w:val="18"/>
@@ -1999,6 +2036,7 @@
       </w:r>
       <w:r>
         <w:rPr>
+          <w:rFonts w:ascii="Arial" w:hAnsi="Arial" w:eastAsia="Arial"/>
           <w:color w:val="000000"/>
           <w:sz w:val="18"/>
           <w:highlight w:val="lightGray"/>
@@ -2007,6 +2045,7 @@
       </w:r>
       <w:r>
         <w:rPr>
+          <w:rFonts w:ascii="Arial" w:hAnsi="Arial" w:eastAsia="Arial"/>
           <w:b/>
           <w:color w:val="000000"/>
           <w:sz w:val="18"/>
@@ -2016,6 +2055,7 @@
       </w:r>
       <w:r>
         <w:rPr>
+          <w:rFonts w:ascii="Arial" w:hAnsi="Arial" w:eastAsia="Arial"/>
           <w:color w:val="000000"/>
           <w:sz w:val="18"/>
           <w:highlight w:val="lightGray"/>
@@ -2024,6 +2064,7 @@
       </w:r>
       <w:r>
         <w:rPr>
+          <w:rFonts w:ascii="Arial" w:hAnsi="Arial" w:eastAsia="Arial"/>
           <w:b/>
           <w:color w:val="000000"/>
           <w:sz w:val="18"/>
@@ -2033,6 +2074,7 @@
       </w:r>
       <w:r>
         <w:rPr>
+          <w:rFonts w:ascii="Arial" w:hAnsi="Arial" w:eastAsia="Arial"/>
           <w:color w:val="000000"/>
           <w:sz w:val="18"/>
           <w:highlight w:val="lightGray"/>
@@ -2429,6 +2471,7 @@
       </w:pPr>
       <w:r>
         <w:rPr>
+          <w:rFonts w:ascii="Arial" w:hAnsi="Arial" w:eastAsia="Arial"/>
           <w:b/>
           <w:color w:val="000000"/>
           <w:sz w:val="18"/>
@@ -2438,6 +2481,7 @@
       </w:r>
       <w:r>
         <w:rPr>
+          <w:rFonts w:ascii="Arial" w:hAnsi="Arial" w:eastAsia="Arial"/>
           <w:color w:val="000000"/>
           <w:sz w:val="18"/>
           <w:highlight w:val="lightGray"/>
@@ -2446,6 +2490,7 @@
       </w:r>
       <w:r>
         <w:rPr>
+          <w:rFonts w:ascii="Arial" w:hAnsi="Arial" w:eastAsia="Arial"/>
           <w:b/>
           <w:color w:val="000000"/>
           <w:sz w:val="18"/>
@@ -2455,6 +2500,7 @@
       </w:r>
       <w:r>
         <w:rPr>
+          <w:rFonts w:ascii="Arial" w:hAnsi="Arial" w:eastAsia="Arial"/>
           <w:color w:val="000000"/>
           <w:sz w:val="18"/>
           <w:highlight w:val="lightGray"/>
@@ -2463,6 +2509,7 @@
       </w:r>
       <w:r>
         <w:rPr>
+          <w:rFonts w:ascii="Arial" w:hAnsi="Arial" w:eastAsia="Arial"/>
           <w:b/>
           <w:color w:val="000000"/>
           <w:sz w:val="18"/>
@@ -2472,6 +2519,7 @@
       </w:r>
       <w:r>
         <w:rPr>
+          <w:rFonts w:ascii="Arial" w:hAnsi="Arial" w:eastAsia="Arial"/>
           <w:color w:val="000000"/>
           <w:sz w:val="18"/>
           <w:highlight w:val="lightGray"/>
@@ -2867,6 +2915,7 @@
       </w:pPr>
       <w:r>
         <w:rPr>
+          <w:rFonts w:ascii="Arial" w:hAnsi="Arial" w:eastAsia="Arial"/>
           <w:b/>
           <w:color w:val="000000"/>
           <w:sz w:val="18"/>
@@ -2876,6 +2925,7 @@
       </w:r>
       <w:r>
         <w:rPr>
+          <w:rFonts w:ascii="Arial" w:hAnsi="Arial" w:eastAsia="Arial"/>
           <w:color w:val="000000"/>
           <w:sz w:val="18"/>
           <w:highlight w:val="lightGray"/>
@@ -2884,6 +2934,7 @@
       </w:r>
       <w:r>
         <w:rPr>
+          <w:rFonts w:ascii="Arial" w:hAnsi="Arial" w:eastAsia="Arial"/>
           <w:b/>
           <w:color w:val="000000"/>
           <w:sz w:val="18"/>
@@ -2893,6 +2944,7 @@
       </w:r>
       <w:r>
         <w:rPr>
+          <w:rFonts w:ascii="Arial" w:hAnsi="Arial" w:eastAsia="Arial"/>
           <w:color w:val="000000"/>
           <w:sz w:val="18"/>
           <w:highlight w:val="lightGray"/>
@@ -2901,6 +2953,7 @@
       </w:r>
       <w:r>
         <w:rPr>
+          <w:rFonts w:ascii="Arial" w:hAnsi="Arial" w:eastAsia="Arial"/>
           <w:b/>
           <w:color w:val="000000"/>
           <w:sz w:val="18"/>
@@ -2910,6 +2963,7 @@
       </w:r>
       <w:r>
         <w:rPr>
+          <w:rFonts w:ascii="Arial" w:hAnsi="Arial" w:eastAsia="Arial"/>
           <w:color w:val="000000"/>
           <w:sz w:val="18"/>
           <w:highlight w:val="lightGray"/>
@@ -3244,6 +3298,7 @@
       </w:pPr>
       <w:r>
         <w:rPr>
+          <w:rFonts w:ascii="Arial" w:hAnsi="Arial" w:eastAsia="Arial"/>
           <w:b/>
           <w:color w:val="000000"/>
           <w:sz w:val="18"/>
@@ -3253,6 +3308,7 @@
       </w:r>
       <w:r>
         <w:rPr>
+          <w:rFonts w:ascii="Arial" w:hAnsi="Arial" w:eastAsia="Arial"/>
           <w:color w:val="000000"/>
           <w:sz w:val="18"/>
           <w:highlight w:val="lightGray"/>
@@ -3261,6 +3317,7 @@
       </w:r>
       <w:r>
         <w:rPr>
+          <w:rFonts w:ascii="Arial" w:hAnsi="Arial" w:eastAsia="Arial"/>
           <w:b/>
           <w:color w:val="000000"/>
           <w:sz w:val="18"/>
@@ -3270,6 +3327,7 @@
       </w:r>
       <w:r>
         <w:rPr>
+          <w:rFonts w:ascii="Arial" w:hAnsi="Arial" w:eastAsia="Arial"/>
           <w:color w:val="000000"/>
           <w:sz w:val="18"/>
           <w:highlight w:val="lightGray"/>
@@ -3278,6 +3336,7 @@
       </w:r>
       <w:r>
         <w:rPr>
+          <w:rFonts w:ascii="Arial" w:hAnsi="Arial" w:eastAsia="Arial"/>
           <w:b/>
           <w:color w:val="000000"/>
           <w:sz w:val="18"/>
@@ -3287,6 +3346,7 @@
       </w:r>
       <w:r>
         <w:rPr>
+          <w:rFonts w:ascii="Arial" w:hAnsi="Arial" w:eastAsia="Arial"/>
           <w:color w:val="000000"/>
           <w:sz w:val="18"/>
           <w:highlight w:val="lightGray"/>
@@ -3811,6 +3871,7 @@
       </w:pPr>
       <w:r>
         <w:rPr>
+          <w:rFonts w:ascii="Arial" w:hAnsi="Arial" w:eastAsia="Arial"/>
           <w:b/>
           <w:color w:val="000000"/>
           <w:sz w:val="18"/>
@@ -3820,6 +3881,7 @@
       </w:r>
       <w:r>
         <w:rPr>
+          <w:rFonts w:ascii="Arial" w:hAnsi="Arial" w:eastAsia="Arial"/>
           <w:color w:val="000000"/>
           <w:sz w:val="18"/>
           <w:highlight w:val="lightGray"/>
@@ -3828,6 +3890,7 @@
       </w:r>
       <w:r>
         <w:rPr>
+          <w:rFonts w:ascii="Arial" w:hAnsi="Arial" w:eastAsia="Arial"/>
           <w:b/>
           <w:color w:val="000000"/>
           <w:sz w:val="18"/>
@@ -3837,6 +3900,7 @@
       </w:r>
       <w:r>
         <w:rPr>
+          <w:rFonts w:ascii="Arial" w:hAnsi="Arial" w:eastAsia="Arial"/>
           <w:color w:val="000000"/>
           <w:sz w:val="18"/>
           <w:highlight w:val="lightGray"/>
@@ -3845,6 +3909,7 @@
       </w:r>
       <w:r>
         <w:rPr>
+          <w:rFonts w:ascii="Arial" w:hAnsi="Arial" w:eastAsia="Arial"/>
           <w:b/>
           <w:color w:val="000000"/>
           <w:sz w:val="18"/>
@@ -3854,6 +3919,7 @@
       </w:r>
       <w:r>
         <w:rPr>
+          <w:rFonts w:ascii="Arial" w:hAnsi="Arial" w:eastAsia="Arial"/>
           <w:color w:val="000000"/>
           <w:sz w:val="18"/>
           <w:highlight w:val="lightGray"/>
@@ -4828,6 +4894,7 @@
       </w:pPr>
       <w:r>
         <w:rPr>
+          <w:rFonts w:ascii="Arial" w:hAnsi="Arial" w:eastAsia="Arial"/>
           <w:b/>
           <w:color w:val="000000"/>
           <w:sz w:val="18"/>
@@ -4837,6 +4904,7 @@
       </w:r>
       <w:r>
         <w:rPr>
+          <w:rFonts w:ascii="Arial" w:hAnsi="Arial" w:eastAsia="Arial"/>
           <w:color w:val="000000"/>
           <w:sz w:val="18"/>
           <w:highlight w:val="lightGray"/>
@@ -4845,6 +4913,7 @@
       </w:r>
       <w:r>
         <w:rPr>
+          <w:rFonts w:ascii="Arial" w:hAnsi="Arial" w:eastAsia="Arial"/>
           <w:b/>
           <w:color w:val="000000"/>
           <w:sz w:val="18"/>
@@ -4854,6 +4923,7 @@
       </w:r>
       <w:r>
         <w:rPr>
+          <w:rFonts w:ascii="Arial" w:hAnsi="Arial" w:eastAsia="Arial"/>
           <w:color w:val="000000"/>
           <w:sz w:val="18"/>
           <w:highlight w:val="lightGray"/>
@@ -4862,6 +4932,7 @@
       </w:r>
       <w:r>
         <w:rPr>
+          <w:rFonts w:ascii="Arial" w:hAnsi="Arial" w:eastAsia="Arial"/>
           <w:b/>
           <w:color w:val="000000"/>
           <w:sz w:val="18"/>
@@ -4871,6 +4942,7 @@
       </w:r>
       <w:r>
         <w:rPr>
+          <w:rFonts w:ascii="Arial" w:hAnsi="Arial" w:eastAsia="Arial"/>
           <w:color w:val="000000"/>
           <w:sz w:val="18"/>
           <w:highlight w:val="lightGray"/>

--- a/Knowledge/3-Work knowledge/1-Software Engineering/2-General Technologies/9-Databases/5-My Source/1-Intro to Databases/1-Data Models/3-Types of Data Models/2-Hierarchical Model.docx
+++ b/Knowledge/3-Work knowledge/1-Software Engineering/2-General Technologies/9-Databases/5-My Source/1-Intro to Databases/1-Data Models/3-Types of Data Models/2-Hierarchical Model.docx
@@ -9,6 +9,9 @@
       <w:bookmarkStart w:id="0" w:name="_1gtym81yhe" w:colFirst="0" w:colLast="0"/>
       <w:bookmarkEnd w:id="0"/>
       <w:r>
+        <w:rPr>
+          <w:rFonts w:ascii="Calibri Light" w:hAnsi="Calibri Light" w:eastAsia="Calibri Light"/>
+        </w:rPr>
         <w:t>Hierarchical Model</w:t>
       </w:r>
     </w:p>
@@ -22,6 +25,9 @@
       <w:bookmarkStart w:id="1" w:name="_61uoll3j8e5q" w:colFirst="0" w:colLast="0"/>
       <w:bookmarkEnd w:id="1"/>
       <w:r>
+        <w:rPr>
+          <w:rFonts w:ascii="Calibri Light" w:hAnsi="Calibri Light" w:eastAsia="Calibri Light"/>
+        </w:rPr>
         <w:t>📚 What is the Hierarchical Data Model?</w:t>
       </w:r>
     </w:p>
@@ -293,6 +299,9 @@
       <w:bookmarkStart w:id="2" w:name="_paz7x5mxl5cm" w:colFirst="0" w:colLast="0"/>
       <w:bookmarkEnd w:id="2"/>
       <w:r>
+        <w:rPr>
+          <w:rFonts w:ascii="Calibri Light" w:hAnsi="Calibri Light" w:eastAsia="Calibri Light"/>
+        </w:rPr>
         <w:t>🌳 Basic Concept</w:t>
       </w:r>
     </w:p>
@@ -568,6 +577,9 @@
       <w:bookmarkStart w:id="3" w:name="_bbujbdt5d5ip" w:colFirst="0" w:colLast="0"/>
       <w:bookmarkEnd w:id="3"/>
       <w:r>
+        <w:rPr>
+          <w:rFonts w:ascii="Calibri Light" w:hAnsi="Calibri Light" w:eastAsia="Calibri Light"/>
+        </w:rPr>
         <w:t>🧩 Key Features</w:t>
       </w:r>
     </w:p>
@@ -1085,6 +1097,9 @@
       <w:bookmarkStart w:id="4" w:name="_41d94r3bxjra" w:colFirst="0" w:colLast="0"/>
       <w:bookmarkEnd w:id="4"/>
       <w:r>
+        <w:rPr>
+          <w:rFonts w:ascii="Calibri Light" w:hAnsi="Calibri Light" w:eastAsia="Calibri Light"/>
+        </w:rPr>
         <w:t>📘 Example: Organization Hierarchy</w:t>
       </w:r>
     </w:p>
@@ -1394,6 +1409,9 @@
       <w:bookmarkStart w:id="5" w:name="_tm3ryaddyn4r" w:colFirst="0" w:colLast="0"/>
       <w:bookmarkEnd w:id="5"/>
       <w:r>
+        <w:rPr>
+          <w:rFonts w:ascii="Calibri Light" w:hAnsi="Calibri Light" w:eastAsia="Calibri Light"/>
+        </w:rPr>
         <w:t>🧰 Real-Life Use Cases</w:t>
       </w:r>
     </w:p>
@@ -1832,6 +1850,9 @@
       <w:bookmarkStart w:id="6" w:name="_buokqth48v6i" w:colFirst="0" w:colLast="0"/>
       <w:bookmarkEnd w:id="6"/>
       <w:r>
+        <w:rPr>
+          <w:rFonts w:ascii="Calibri Light" w:hAnsi="Calibri Light" w:eastAsia="Calibri Light"/>
+        </w:rPr>
         <w:t>🗂️ Example Record Format (OLD system like IBM IMS)</w:t>
       </w:r>
     </w:p>
@@ -2012,6 +2033,7 @@
       <w:bookmarkEnd w:id="7"/>
       <w:r>
         <w:rPr>
+          <w:rFonts w:ascii="Calibri Light" w:hAnsi="Calibri Light" w:eastAsia="Calibri Light"/>
           <w:b/>
           <w:bCs/>
           <w:sz w:val="34"/>
@@ -2453,7 +2475,7 @@
       <w:bookmarkEnd w:id="8"/>
       <w:r>
         <w:rPr>
-          <w:rFonts w:ascii="Arial Unicode MS" w:eastAsia="Arial Unicode MS" w:hAnsi="Arial Unicode MS" w:cs="Arial Unicode MS"/>
+          <w:rFonts w:ascii="Calibri Light" w:eastAsia="Calibri Light" w:hAnsi="Calibri Light" w:cs="Arial Unicode MS"/>
         </w:rPr>
         <w:t>❌ Limitations</w:t>
       </w:r>
@@ -2897,7 +2919,7 @@
       <w:bookmarkEnd w:id="9"/>
       <w:r>
         <w:rPr>
-          <w:rFonts w:ascii="Arial Unicode MS" w:eastAsia="Arial Unicode MS" w:hAnsi="Arial Unicode MS" w:cs="Arial Unicode MS"/>
+          <w:rFonts w:ascii="Calibri Light" w:eastAsia="Calibri Light" w:hAnsi="Calibri Light" w:cs="Arial Unicode MS"/>
         </w:rPr>
         <w:t>✅ Advantages</w:t>
       </w:r>
@@ -3282,6 +3304,9 @@
       <w:bookmarkStart w:id="10" w:name="_w6ftlvjshrsg" w:colFirst="0" w:colLast="0"/>
       <w:bookmarkEnd w:id="10"/>
       <w:r>
+        <w:rPr>
+          <w:rFonts w:ascii="Calibri Light" w:hAnsi="Calibri Light" w:eastAsia="Calibri Light"/>
+        </w:rPr>
         <w:t>🔁 Comparison to Other Models</w:t>
       </w:r>
     </w:p>
@@ -3857,6 +3882,7 @@
       <w:bookmarkEnd w:id="11"/>
       <w:r>
         <w:rPr>
+          <w:rFonts w:ascii="Calibri Light" w:hAnsi="Calibri Light" w:eastAsia="Calibri Light"/>
           <w:b/>
           <w:bCs/>
           <w:sz w:val="34"/>
@@ -4878,6 +4904,9 @@
       <w:bookmarkStart w:id="13" w:name="_v13xhvhbxarb" w:colFirst="0" w:colLast="0"/>
       <w:bookmarkEnd w:id="13"/>
       <w:r>
+        <w:rPr>
+          <w:rFonts w:ascii="Calibri Light" w:hAnsi="Calibri Light" w:eastAsia="Calibri Light"/>
+        </w:rPr>
         <w:t>🏁 Summary</w:t>
       </w:r>
     </w:p>
